--- a/готовые резюме/CV_Короткова_Елизавета_Романовна.docx
+++ b/готовые резюме/CV_Короткова_Елизавета_Романовна.docx
@@ -61,7 +61,7 @@
                 <w:sz w:val="32"/>
                 <w:szCs w:val="32"/>
               </w:rPr>
-              <w:t>Няня-гувернантка</w:t>
+              <w:t/>
             </w:r>
           </w:p>
         </w:tc>
@@ -118,39 +118,7 @@
               <w:rPr>
                 <w:rFonts w:ascii="Arial" w:hAnsi="Arial" w:cs="Arial"/>
               </w:rPr>
-              <w:t>1 ребёнок – от 10 000 рублей в сутки и выше</w:t>
-            </w:r>
-          </w:p>
-          <w:p ns2:paraId="04FBC463" ns2:textId="5B247DB0">
-            <w:pPr>
-              <w:rPr>
-                <w:rFonts w:ascii="Arial" w:hAnsi="Arial" w:cs="Arial"/>
-                <w:noProof/>
-                <w:sz w:val="32"/>
-                <w:szCs w:val="32"/>
-              </w:rPr>
-            </w:pPr>
-            <w:r>
-              <w:rPr>
-                <w:rFonts w:ascii="Arial" w:hAnsi="Arial" w:cs="Arial"/>
-              </w:rPr>
-              <w:t>2 ребёнка – от 12 000 рублей в сутки и выше</w:t>
-            </w:r>
-          </w:p>
-          <w:p ns2:paraId="04FBC463" ns2:textId="5B247DB0">
-            <w:pPr>
-              <w:rPr>
-                <w:rFonts w:ascii="Arial" w:hAnsi="Arial" w:cs="Arial"/>
-                <w:noProof/>
-                <w:sz w:val="32"/>
-                <w:szCs w:val="32"/>
-              </w:rPr>
-            </w:pPr>
-            <w:r>
-              <w:rPr>
-                <w:rFonts w:ascii="Arial" w:hAnsi="Arial" w:cs="Arial"/>
-              </w:rPr>
-              <w:t>Желаемый месячный доход – от 120 000 рублей</w:t>
+              <w:t/>
             </w:r>
           </w:p>
         </w:tc>
@@ -618,7 +586,7 @@
               <w:rPr>
                 <w:rFonts w:ascii="Arial" w:hAnsi="Arial" w:cs="Arial"/>
               </w:rPr>
-              <w:t>11 августа 1994 года (31 год)</w:t>
+              <w:t/>
             </w:r>
           </w:p>
         </w:tc>
@@ -732,7 +700,7 @@
               <w:rPr>
                 <w:rFonts w:ascii="Arial" w:hAnsi="Arial" w:cs="Arial"/>
               </w:rPr>
-              <w:t>г. Калуга, ул. Генерала Попова, 9</w:t>
+              <w:t/>
             </w:r>
           </w:p>
         </w:tc>
@@ -917,7 +885,7 @@
               <w:rPr>
                 <w:rFonts w:ascii="Arial" w:hAnsi="Arial" w:cs="Arial"/>
               </w:rPr>
-              <w:t>Водительские права категории В, опыт вождения с момента получения – с 2018 года</w:t>
+              <w:t/>
             </w:r>
           </w:p>
         </w:tc>
@@ -1022,7 +990,7 @@
               <w:rPr>
                 <w:rFonts w:ascii="Arial" w:hAnsi="Arial" w:cs="Arial"/>
               </w:rPr>
-              <w:t>- игры дома и на улице – сюжетно-ролевые, настольные, подвижные, с инвентарём;</w:t>
+              <w:t>РЕКОМЕНДАЦИИ ПРЕЖНИХ РАБОТОДАТЕЛЕЙ</w:t>
             </w:r>
             <w:proofErr w:type="gramStart"/>
             <w:proofErr w:type="gramEnd"/>
@@ -1037,187 +1005,7 @@
               <w:rPr>
                 <w:rFonts w:ascii="Arial" w:hAnsi="Arial" w:cs="Arial"/>
               </w:rPr>
-              <w:t>- прогулки на свежем воздухе;</w:t>
-            </w:r>
-            <w:proofErr w:type="gramStart"/>
-            <w:proofErr w:type="gramEnd"/>
-          </w:p>
-          <w:p ns2:paraId="36DDDBF2" ns2:textId="77777777">
-            <w:pPr>
-              <w:rPr>
-                <w:rFonts w:ascii="Arial" w:hAnsi="Arial" w:cs="Arial"/>
-              </w:rPr>
-            </w:pPr>
-            <w:r>
-              <w:rPr>
-                <w:rFonts w:ascii="Arial" w:hAnsi="Arial" w:cs="Arial"/>
-              </w:rPr>
-              <w:t>- сопровождение ребёнка на занятия, кружки, в путешествиях (в т.ч. заграничных) и на мероприятиях;</w:t>
-            </w:r>
-            <w:proofErr w:type="gramStart"/>
-            <w:proofErr w:type="gramEnd"/>
-          </w:p>
-          <w:p ns2:paraId="36DDDBF2" ns2:textId="77777777">
-            <w:pPr>
-              <w:rPr>
-                <w:rFonts w:ascii="Arial" w:hAnsi="Arial" w:cs="Arial"/>
-              </w:rPr>
-            </w:pPr>
-            <w:r>
-              <w:rPr>
-                <w:rFonts w:ascii="Arial" w:hAnsi="Arial" w:cs="Arial"/>
-              </w:rPr>
-              <w:t>- помощь в выполнении домашнего задания, если требуется;</w:t>
-            </w:r>
-            <w:proofErr w:type="gramStart"/>
-            <w:proofErr w:type="gramEnd"/>
-          </w:p>
-          <w:p ns2:paraId="36DDDBF2" ns2:textId="77777777">
-            <w:pPr>
-              <w:rPr>
-                <w:rFonts w:ascii="Arial" w:hAnsi="Arial" w:cs="Arial"/>
-              </w:rPr>
-            </w:pPr>
-            <w:r>
-              <w:rPr>
-                <w:rFonts w:ascii="Arial" w:hAnsi="Arial" w:cs="Arial"/>
-              </w:rPr>
-              <w:t>- соблюдение гигиенических процедур ребёнка;</w:t>
-            </w:r>
-            <w:proofErr w:type="gramStart"/>
-            <w:proofErr w:type="gramEnd"/>
-          </w:p>
-          <w:p ns2:paraId="36DDDBF2" ns2:textId="77777777">
-            <w:pPr>
-              <w:rPr>
-                <w:rFonts w:ascii="Arial" w:hAnsi="Arial" w:cs="Arial"/>
-              </w:rPr>
-            </w:pPr>
-            <w:r>
-              <w:rPr>
-                <w:rFonts w:ascii="Arial" w:hAnsi="Arial" w:cs="Arial"/>
-              </w:rPr>
-              <w:t>- приучение ребёнка к самостоятельности (бытовой, гигиенической, игровой), привитие навыков самообслуживания;</w:t>
-            </w:r>
-            <w:proofErr w:type="gramStart"/>
-            <w:proofErr w:type="gramEnd"/>
-          </w:p>
-          <w:p ns2:paraId="36DDDBF2" ns2:textId="77777777">
-            <w:pPr>
-              <w:rPr>
-                <w:rFonts w:ascii="Arial" w:hAnsi="Arial" w:cs="Arial"/>
-              </w:rPr>
-            </w:pPr>
-            <w:r>
-              <w:rPr>
-                <w:rFonts w:ascii="Arial" w:hAnsi="Arial" w:cs="Arial"/>
-              </w:rPr>
-              <w:t>- выполнение всех рекомендаций врача по лечению (по рецепту или по составленному Вами расписанию), а также логопеда, репетиторов и других специалистов;</w:t>
-            </w:r>
-            <w:proofErr w:type="gramStart"/>
-            <w:proofErr w:type="gramEnd"/>
-          </w:p>
-          <w:p ns2:paraId="36DDDBF2" ns2:textId="77777777">
-            <w:pPr>
-              <w:rPr>
-                <w:rFonts w:ascii="Arial" w:hAnsi="Arial" w:cs="Arial"/>
-              </w:rPr>
-            </w:pPr>
-            <w:r>
-              <w:rPr>
-                <w:rFonts w:ascii="Arial" w:hAnsi="Arial" w:cs="Arial"/>
-              </w:rPr>
-              <w:t>- уход за детским гардеробом, поддержание порядка и чистоты в игровой зоне ребёнка. Гигиеническая и антипылевая обработка санузла и всех поверхностей в комнате ребёнка;</w:t>
-            </w:r>
-            <w:proofErr w:type="gramStart"/>
-            <w:proofErr w:type="gramEnd"/>
-          </w:p>
-          <w:p ns2:paraId="36DDDBF2" ns2:textId="77777777">
-            <w:pPr>
-              <w:rPr>
-                <w:rFonts w:ascii="Arial" w:hAnsi="Arial" w:cs="Arial"/>
-              </w:rPr>
-            </w:pPr>
-            <w:r>
-              <w:rPr>
-                <w:rFonts w:ascii="Arial" w:hAnsi="Arial" w:cs="Arial"/>
-              </w:rPr>
-              <w:t>- приготовление еды по предварительному согласованию/меню;</w:t>
-            </w:r>
-            <w:proofErr w:type="gramStart"/>
-            <w:proofErr w:type="gramEnd"/>
-          </w:p>
-          <w:p ns2:paraId="36DDDBF2" ns2:textId="77777777">
-            <w:pPr>
-              <w:rPr>
-                <w:rFonts w:ascii="Arial" w:hAnsi="Arial" w:cs="Arial"/>
-              </w:rPr>
-            </w:pPr>
-            <w:r>
-              <w:rPr>
-                <w:rFonts w:ascii="Arial" w:hAnsi="Arial" w:cs="Arial"/>
-              </w:rPr>
-              <w:t>- укладывание с чтением книжек/прослушиванием колыбельных/белого шума – в зависимости от индивидуальных потребностей ребёнка. Возможен сон с ребёнком;</w:t>
-            </w:r>
-            <w:proofErr w:type="gramStart"/>
-            <w:proofErr w:type="gramEnd"/>
-          </w:p>
-          <w:p ns2:paraId="36DDDBF2" ns2:textId="77777777">
-            <w:pPr>
-              <w:rPr>
-                <w:rFonts w:ascii="Arial" w:hAnsi="Arial" w:cs="Arial"/>
-              </w:rPr>
-            </w:pPr>
-            <w:r>
-              <w:rPr>
-                <w:rFonts w:ascii="Arial" w:hAnsi="Arial" w:cs="Arial"/>
-              </w:rPr>
-              <w:t>- мытьё посуды после приёмов пищи за ребёнком и собой;</w:t>
-            </w:r>
-            <w:proofErr w:type="gramStart"/>
-            <w:proofErr w:type="gramEnd"/>
-          </w:p>
-          <w:p ns2:paraId="36DDDBF2" ns2:textId="77777777">
-            <w:pPr>
-              <w:rPr>
-                <w:rFonts w:ascii="Arial" w:hAnsi="Arial" w:cs="Arial"/>
-              </w:rPr>
-            </w:pPr>
-            <w:r>
-              <w:rPr>
-                <w:rFonts w:ascii="Arial" w:hAnsi="Arial" w:cs="Arial"/>
-              </w:rPr>
-              <w:t>- другое – по согласованию.</w:t>
-            </w:r>
-            <w:proofErr w:type="gramStart"/>
-            <w:proofErr w:type="gramEnd"/>
-          </w:p>
-          <w:p ns2:paraId="36DDDBF2" ns2:textId="77777777">
-            <w:pPr>
-              <w:rPr>
-                <w:rFonts w:ascii="Arial" w:hAnsi="Arial" w:cs="Arial"/>
-              </w:rPr>
-            </w:pPr>
-            <w:r>
-              <w:rPr>
-                <w:rFonts w:ascii="Arial" w:hAnsi="Arial" w:cs="Arial"/>
-              </w:rPr>
-              <w:t>38. Есть ли у Вас особые проблемы со здоровьем (хронические заболевания)?</w:t>
-            </w:r>
-            <w:proofErr w:type="gramStart"/>
-            <w:proofErr w:type="gramEnd"/>
-          </w:p>
-          <w:p ns2:paraId="36DDDBF2" ns2:textId="77777777">
-            <w:pPr>
-              <w:rPr>
-                <w:rFonts w:ascii="Arial" w:hAnsi="Arial" w:cs="Arial"/>
-              </w:rPr>
-            </w:pPr>
-            <w:r>
-              <w:rPr>
-                <w:rFonts w:ascii="Arial" w:hAnsi="Arial" w:cs="Arial"/>
-              </w:rPr>
-              <w:t>Хронический гайморит, витилиго</w:t>
+              <w:t>Наличие</w:t>
             </w:r>
             <w:proofErr w:type="gramStart"/>
             <w:proofErr w:type="gramEnd"/>
@@ -1403,10 +1191,9 @@
             <w:r>
               <w:rPr>
                 <w:rFonts w:ascii="Arial" w:hAnsi="Arial" w:cs="Arial"/>
-                <w:b/>
-                <w:bCs/>
-              </w:rPr>
-              <w:t>Высшее</w:t>
+                <w:bCs/>
+              </w:rPr>
+              <w:t>УЧЕБНОЕ ЗАВЕДЕНИЕ, ГОД ОКОНЧАНИЯ</w:t>
             </w:r>
           </w:p>
         </w:tc>
@@ -1430,11 +1217,10 @@
             <w:r>
               <w:rPr>
                 <w:rFonts w:ascii="Arial" w:eastAsia="Times New Roman" w:hAnsi="Arial" w:cs="Arial"/>
-                <w:b/>
                 <w:bCs/>
                 <w:color w:val="2A3137"/>
               </w:rPr>
-              <w:t>Даты учебы</w:t>
+              <w:t>УЧЕБНОЕ ЗАВЕДЕНИЕ, ГОД ОКОНЧАНИЯ</w:t>
             </w:r>
           </w:p>
           <w:p ns2:paraId="43F51A46" ns2:textId="597C3C83">
@@ -1449,11 +1235,10 @@
             <w:r>
               <w:rPr>
                 <w:rFonts w:ascii="Arial" w:eastAsia="Times New Roman" w:hAnsi="Arial" w:cs="Arial"/>
-                <w:b/>
                 <w:bCs/>
                 <w:color w:val="2A3137"/>
               </w:rPr>
-              <w:t>Факультет</w:t>
+              <w:t>Высшее</w:t>
             </w:r>
           </w:p>
           <w:p ns2:paraId="43F51A46" ns2:textId="597C3C83">
@@ -1468,11 +1253,10 @@
             <w:r>
               <w:rPr>
                 <w:rFonts w:ascii="Arial" w:eastAsia="Times New Roman" w:hAnsi="Arial" w:cs="Arial"/>
-                <w:b/>
                 <w:bCs/>
                 <w:color w:val="2A3137"/>
               </w:rPr>
-              <w:t>Специальность</w:t>
+              <w:t>Даты учебы</w:t>
             </w:r>
           </w:p>
           <w:p ns2:paraId="43F51A46" ns2:textId="597C3C83">
@@ -1487,11 +1271,10 @@
             <w:r>
               <w:rPr>
                 <w:rFonts w:ascii="Arial" w:eastAsia="Times New Roman" w:hAnsi="Arial" w:cs="Arial"/>
-                <w:b/>
                 <w:bCs/>
                 <w:color w:val="2A3137"/>
               </w:rPr>
-              <w:t>02.07.2015 – Диплом бакалавра Северо-Кавказский федеральный университет «История»</w:t>
+              <w:t>Факультет</w:t>
             </w:r>
           </w:p>
           <w:p ns2:paraId="43F51A46" ns2:textId="597C3C83">
@@ -1506,11 +1289,10 @@
             <w:r>
               <w:rPr>
                 <w:rFonts w:ascii="Arial" w:eastAsia="Times New Roman" w:hAnsi="Arial" w:cs="Arial"/>
-                <w:b/>
                 <w:bCs/>
                 <w:color w:val="2A3137"/>
               </w:rPr>
-              <w:t>16.06.2016 – Северо-Кавказский федеральный университет «Юриспруденция»</w:t>
+              <w:t>Специальность</w:t>
             </w:r>
           </w:p>
           <w:p ns2:paraId="43F51A46" ns2:textId="597C3C83">
@@ -1525,7 +1307,42 @@
             <w:r>
               <w:rPr>
                 <w:rFonts w:ascii="Arial" w:eastAsia="Times New Roman" w:hAnsi="Arial" w:cs="Arial"/>
-                <w:b/>
+                <w:bCs/>
+                <w:color w:val="2A3137"/>
+              </w:rPr>
+              <w:t>02.07.2015 – Диплом бакалавра Северо-Кавказский федеральный университет «История»</w:t>
+            </w:r>
+          </w:p>
+          <w:p ns2:paraId="43F51A46" ns2:textId="597C3C83">
+            <w:pPr>
+              <w:shd w:val="clear" w:color="auto" w:fill="FFFFFF"/>
+              <w:textAlignment w:val="top"/>
+              <w:rPr>
+                <w:rFonts w:ascii="Arial" w:eastAsia="Times New Roman" w:hAnsi="Arial" w:cs="Arial"/>
+                <w:color w:val="2A3137"/>
+              </w:rPr>
+            </w:pPr>
+            <w:r>
+              <w:rPr>
+                <w:rFonts w:ascii="Arial" w:eastAsia="Times New Roman" w:hAnsi="Arial" w:cs="Arial"/>
+                <w:bCs/>
+                <w:color w:val="2A3137"/>
+              </w:rPr>
+              <w:t>16.06.2016 – Северо-Кавказский федеральный университет «Юриспруденция»</w:t>
+            </w:r>
+          </w:p>
+          <w:p ns2:paraId="43F51A46" ns2:textId="597C3C83">
+            <w:pPr>
+              <w:shd w:val="clear" w:color="auto" w:fill="FFFFFF"/>
+              <w:textAlignment w:val="top"/>
+              <w:rPr>
+                <w:rFonts w:ascii="Arial" w:eastAsia="Times New Roman" w:hAnsi="Arial" w:cs="Arial"/>
+                <w:color w:val="2A3137"/>
+              </w:rPr>
+            </w:pPr>
+            <w:r>
+              <w:rPr>
+                <w:rFonts w:ascii="Arial" w:eastAsia="Times New Roman" w:hAnsi="Arial" w:cs="Arial"/>
                 <w:bCs/>
                 <w:color w:val="2A3137"/>
               </w:rPr>
@@ -1591,7 +1408,6 @@
             <w:r>
               <w:rPr>
                 <w:rFonts w:ascii="Arial" w:hAnsi="Arial" w:cs="Arial"/>
-                <w:b/>
                 <w:bCs/>
               </w:rPr>
               <w:t>(курсы, тренинги)</w:t>
@@ -1609,10 +1425,570 @@
             <w:r>
               <w:rPr>
                 <w:rFonts w:ascii="Arial" w:hAnsi="Arial" w:cs="Arial"/>
-                <w:b/>
                 <w:bCs/>
               </w:rPr>
               <w:t>24.10.2016 – Московская академия профессиональных компетенций «Преподаватель истории, обществознания и МХК»</w:t>
+            </w:r>
+          </w:p>
+          <w:p ns2:paraId="4CBA0324" ns2:textId="3728A9CE">
+            <w:pPr>
+              <w:shd w:val="clear" w:color="auto" w:fill="FFFFFF"/>
+              <w:textAlignment w:val="top"/>
+              <w:rPr>
+                <w:rFonts w:ascii="Arial" w:eastAsia="Times New Roman" w:hAnsi="Arial" w:cs="Arial"/>
+                <w:color w:val="2A3137"/>
+              </w:rPr>
+            </w:pPr>
+            <w:r>
+              <w:rPr>
+                <w:rFonts w:ascii="Arial" w:hAnsi="Arial" w:cs="Arial"/>
+                <w:bCs/>
+              </w:rPr>
+              <w:t>СВЕДЕНИЯ О ПРЕДЫДУЩЕЙ ЗАНЯТОСТИ</w:t>
+            </w:r>
+          </w:p>
+          <w:p ns2:paraId="4CBA0324" ns2:textId="3728A9CE">
+            <w:pPr>
+              <w:shd w:val="clear" w:color="auto" w:fill="FFFFFF"/>
+              <w:textAlignment w:val="top"/>
+              <w:rPr>
+                <w:rFonts w:ascii="Arial" w:eastAsia="Times New Roman" w:hAnsi="Arial" w:cs="Arial"/>
+                <w:color w:val="2A3137"/>
+              </w:rPr>
+            </w:pPr>
+            <w:r>
+              <w:rPr>
+                <w:rFonts w:ascii="Arial" w:hAnsi="Arial" w:cs="Arial"/>
+                <w:bCs/>
+              </w:rPr>
+              <w:t>Сентябрь 2021-февраль 2022 г.</w:t>
+            </w:r>
+          </w:p>
+          <w:p ns2:paraId="4CBA0324" ns2:textId="3728A9CE">
+            <w:pPr>
+              <w:shd w:val="clear" w:color="auto" w:fill="FFFFFF"/>
+              <w:textAlignment w:val="top"/>
+              <w:rPr>
+                <w:rFonts w:ascii="Arial" w:eastAsia="Times New Roman" w:hAnsi="Arial" w:cs="Arial"/>
+                <w:color w:val="2A3137"/>
+              </w:rPr>
+            </w:pPr>
+            <w:r>
+              <w:rPr>
+                <w:rFonts w:ascii="Arial" w:hAnsi="Arial" w:cs="Arial"/>
+                <w:bCs/>
+              </w:rPr>
+              <w:t>Ставрополь</w:t>
+            </w:r>
+          </w:p>
+          <w:p ns2:paraId="4CBA0324" ns2:textId="3728A9CE">
+            <w:pPr>
+              <w:shd w:val="clear" w:color="auto" w:fill="FFFFFF"/>
+              <w:textAlignment w:val="top"/>
+              <w:rPr>
+                <w:rFonts w:ascii="Arial" w:eastAsia="Times New Roman" w:hAnsi="Arial" w:cs="Arial"/>
+                <w:color w:val="2A3137"/>
+              </w:rPr>
+            </w:pPr>
+            <w:r>
+              <w:rPr>
+                <w:rFonts w:ascii="Arial" w:hAnsi="Arial" w:cs="Arial"/>
+                <w:bCs/>
+              </w:rPr>
+              <w:t>Девочка, 5 лет</w:t>
+            </w:r>
+          </w:p>
+          <w:p ns2:paraId="4CBA0324" ns2:textId="3728A9CE">
+            <w:pPr>
+              <w:shd w:val="clear" w:color="auto" w:fill="FFFFFF"/>
+              <w:textAlignment w:val="top"/>
+              <w:rPr>
+                <w:rFonts w:ascii="Arial" w:eastAsia="Times New Roman" w:hAnsi="Arial" w:cs="Arial"/>
+                <w:color w:val="2A3137"/>
+              </w:rPr>
+            </w:pPr>
+            <w:r>
+              <w:rPr>
+                <w:rFonts w:ascii="Arial" w:hAnsi="Arial" w:cs="Arial"/>
+                <w:bCs/>
+              </w:rPr>
+              <w:t>Кормление, развитие, прогулки, сопровождение, ожидание родителей.</w:t>
+            </w:r>
+          </w:p>
+          <w:p ns2:paraId="4CBA0324" ns2:textId="3728A9CE">
+            <w:pPr>
+              <w:shd w:val="clear" w:color="auto" w:fill="FFFFFF"/>
+              <w:textAlignment w:val="top"/>
+              <w:rPr>
+                <w:rFonts w:ascii="Arial" w:eastAsia="Times New Roman" w:hAnsi="Arial" w:cs="Arial"/>
+                <w:color w:val="2A3137"/>
+              </w:rPr>
+            </w:pPr>
+            <w:r>
+              <w:rPr>
+                <w:rFonts w:ascii="Arial" w:hAnsi="Arial" w:cs="Arial"/>
+                <w:bCs/>
+              </w:rPr>
+              <w:t>Причина увольнения: переезд в другой город</w:t>
+            </w:r>
+          </w:p>
+          <w:p ns2:paraId="4CBA0324" ns2:textId="3728A9CE">
+            <w:pPr>
+              <w:shd w:val="clear" w:color="auto" w:fill="FFFFFF"/>
+              <w:textAlignment w:val="top"/>
+              <w:rPr>
+                <w:rFonts w:ascii="Arial" w:eastAsia="Times New Roman" w:hAnsi="Arial" w:cs="Arial"/>
+                <w:color w:val="2A3137"/>
+              </w:rPr>
+            </w:pPr>
+            <w:r>
+              <w:rPr>
+                <w:rFonts w:ascii="Arial" w:hAnsi="Arial" w:cs="Arial"/>
+                <w:bCs/>
+              </w:rPr>
+              <w:t>февраль 2022 - август 2022 г. Калуга</w:t>
+            </w:r>
+          </w:p>
+          <w:p ns2:paraId="4CBA0324" ns2:textId="3728A9CE">
+            <w:pPr>
+              <w:shd w:val="clear" w:color="auto" w:fill="FFFFFF"/>
+              <w:textAlignment w:val="top"/>
+              <w:rPr>
+                <w:rFonts w:ascii="Arial" w:eastAsia="Times New Roman" w:hAnsi="Arial" w:cs="Arial"/>
+                <w:color w:val="2A3137"/>
+              </w:rPr>
+            </w:pPr>
+            <w:r>
+              <w:rPr>
+                <w:rFonts w:ascii="Arial" w:hAnsi="Arial" w:cs="Arial"/>
+                <w:bCs/>
+              </w:rPr>
+              <w:t>Мальчик, 5 лет</w:t>
+            </w:r>
+          </w:p>
+          <w:p ns2:paraId="4CBA0324" ns2:textId="3728A9CE">
+            <w:pPr>
+              <w:shd w:val="clear" w:color="auto" w:fill="FFFFFF"/>
+              <w:textAlignment w:val="top"/>
+              <w:rPr>
+                <w:rFonts w:ascii="Arial" w:eastAsia="Times New Roman" w:hAnsi="Arial" w:cs="Arial"/>
+                <w:color w:val="2A3137"/>
+              </w:rPr>
+            </w:pPr>
+            <w:r>
+              <w:rPr>
+                <w:rFonts w:ascii="Arial" w:hAnsi="Arial" w:cs="Arial"/>
+                <w:bCs/>
+              </w:rPr>
+              <w:t>Развитие, обучение по возрасту, сопровождение ребёнка на прогулках, в сад и обратно, приготовление пищи на семью и ребёнка, игры, чтение, укладывание на сон, занятие творчеством (лепка, рисунок, вырезание по бумаге и картону, др.)</w:t>
+            </w:r>
+          </w:p>
+          <w:p ns2:paraId="4CBA0324" ns2:textId="3728A9CE">
+            <w:pPr>
+              <w:shd w:val="clear" w:color="auto" w:fill="FFFFFF"/>
+              <w:textAlignment w:val="top"/>
+              <w:rPr>
+                <w:rFonts w:ascii="Arial" w:eastAsia="Times New Roman" w:hAnsi="Arial" w:cs="Arial"/>
+                <w:color w:val="2A3137"/>
+              </w:rPr>
+            </w:pPr>
+            <w:r>
+              <w:rPr>
+                <w:rFonts w:ascii="Arial" w:hAnsi="Arial" w:cs="Arial"/>
+                <w:bCs/>
+              </w:rPr>
+              <w:t>Причина увольнения: мальчик пошёл в детский сад</w:t>
+            </w:r>
+          </w:p>
+          <w:p ns2:paraId="4CBA0324" ns2:textId="3728A9CE">
+            <w:pPr>
+              <w:shd w:val="clear" w:color="auto" w:fill="FFFFFF"/>
+              <w:textAlignment w:val="top"/>
+              <w:rPr>
+                <w:rFonts w:ascii="Arial" w:eastAsia="Times New Roman" w:hAnsi="Arial" w:cs="Arial"/>
+                <w:color w:val="2A3137"/>
+              </w:rPr>
+            </w:pPr>
+            <w:r>
+              <w:rPr>
+                <w:rFonts w:ascii="Arial" w:hAnsi="Arial" w:cs="Arial"/>
+                <w:bCs/>
+              </w:rPr>
+              <w:t>сентябрь 2022 - февраль 2023 г. Калуга</w:t>
+            </w:r>
+          </w:p>
+          <w:p ns2:paraId="4CBA0324" ns2:textId="3728A9CE">
+            <w:pPr>
+              <w:shd w:val="clear" w:color="auto" w:fill="FFFFFF"/>
+              <w:textAlignment w:val="top"/>
+              <w:rPr>
+                <w:rFonts w:ascii="Arial" w:eastAsia="Times New Roman" w:hAnsi="Arial" w:cs="Arial"/>
+                <w:color w:val="2A3137"/>
+              </w:rPr>
+            </w:pPr>
+            <w:r>
+              <w:rPr>
+                <w:rFonts w:ascii="Arial" w:hAnsi="Arial" w:cs="Arial"/>
+                <w:bCs/>
+              </w:rPr>
+              <w:t>Девочка, 4,5 года</w:t>
+            </w:r>
+          </w:p>
+          <w:p ns2:paraId="4CBA0324" ns2:textId="3728A9CE">
+            <w:pPr>
+              <w:shd w:val="clear" w:color="auto" w:fill="FFFFFF"/>
+              <w:textAlignment w:val="top"/>
+              <w:rPr>
+                <w:rFonts w:ascii="Arial" w:eastAsia="Times New Roman" w:hAnsi="Arial" w:cs="Arial"/>
+                <w:color w:val="2A3137"/>
+              </w:rPr>
+            </w:pPr>
+            <w:r>
+              <w:rPr>
+                <w:rFonts w:ascii="Arial" w:hAnsi="Arial" w:cs="Arial"/>
+                <w:bCs/>
+              </w:rPr>
+              <w:t>Развитие, обучение по возрасту, сопровождение ребёнка на прогулках, в сад и обратно, приготовление пищи на семью и ребёнка, игры, чтение, укладывание на сон, занятие творчеством (лепка, рисунок, вырезание по бумаге и картону, др.)</w:t>
+            </w:r>
+          </w:p>
+          <w:p ns2:paraId="4CBA0324" ns2:textId="3728A9CE">
+            <w:pPr>
+              <w:shd w:val="clear" w:color="auto" w:fill="FFFFFF"/>
+              <w:textAlignment w:val="top"/>
+              <w:rPr>
+                <w:rFonts w:ascii="Arial" w:eastAsia="Times New Roman" w:hAnsi="Arial" w:cs="Arial"/>
+                <w:color w:val="2A3137"/>
+              </w:rPr>
+            </w:pPr>
+            <w:r>
+              <w:rPr>
+                <w:rFonts w:ascii="Arial" w:hAnsi="Arial" w:cs="Arial"/>
+                <w:bCs/>
+              </w:rPr>
+              <w:t>Причина увольнения: материальная (не устраивала зарплата)</w:t>
+            </w:r>
+          </w:p>
+          <w:p ns2:paraId="4CBA0324" ns2:textId="3728A9CE">
+            <w:pPr>
+              <w:shd w:val="clear" w:color="auto" w:fill="FFFFFF"/>
+              <w:textAlignment w:val="top"/>
+              <w:rPr>
+                <w:rFonts w:ascii="Arial" w:eastAsia="Times New Roman" w:hAnsi="Arial" w:cs="Arial"/>
+                <w:color w:val="2A3137"/>
+              </w:rPr>
+            </w:pPr>
+            <w:r>
+              <w:rPr>
+                <w:rFonts w:ascii="Arial" w:hAnsi="Arial" w:cs="Arial"/>
+                <w:bCs/>
+              </w:rPr>
+              <w:t>Апрель 2023 г. – ноябрь 2023 г. Москва</w:t>
+            </w:r>
+          </w:p>
+          <w:p ns2:paraId="4CBA0324" ns2:textId="3728A9CE">
+            <w:pPr>
+              <w:shd w:val="clear" w:color="auto" w:fill="FFFFFF"/>
+              <w:textAlignment w:val="top"/>
+              <w:rPr>
+                <w:rFonts w:ascii="Arial" w:eastAsia="Times New Roman" w:hAnsi="Arial" w:cs="Arial"/>
+                <w:color w:val="2A3137"/>
+              </w:rPr>
+            </w:pPr>
+            <w:r>
+              <w:rPr>
+                <w:rFonts w:ascii="Arial" w:hAnsi="Arial" w:cs="Arial"/>
+                <w:bCs/>
+              </w:rPr>
+              <w:t>2 мальчика 5 лет</w:t>
+            </w:r>
+          </w:p>
+          <w:p ns2:paraId="4CBA0324" ns2:textId="3728A9CE">
+            <w:pPr>
+              <w:shd w:val="clear" w:color="auto" w:fill="FFFFFF"/>
+              <w:textAlignment w:val="top"/>
+              <w:rPr>
+                <w:rFonts w:ascii="Arial" w:eastAsia="Times New Roman" w:hAnsi="Arial" w:cs="Arial"/>
+                <w:color w:val="2A3137"/>
+              </w:rPr>
+            </w:pPr>
+            <w:r>
+              <w:rPr>
+                <w:rFonts w:ascii="Arial" w:hAnsi="Arial" w:cs="Arial"/>
+                <w:bCs/>
+              </w:rPr>
+              <w:t>Развитие, обучение по возрасту, сопровождение ребёнка на прогулках, в сад и на мероприятиях, приготовление пищи на ребёнка, коммуникация с другими специалистами (логопед, доктор, репетиторы, воспитатели) и выполнение их рекомендаций, игры, чтение, выполнение домашнего задания, укладывание на сон, занятие творчеством (лепка, рисунок, вырезание по бумаге и картону, др.), сборка конструкторов LEGO и др.</w:t>
+            </w:r>
+          </w:p>
+          <w:p ns2:paraId="4CBA0324" ns2:textId="3728A9CE">
+            <w:pPr>
+              <w:shd w:val="clear" w:color="auto" w:fill="FFFFFF"/>
+              <w:textAlignment w:val="top"/>
+              <w:rPr>
+                <w:rFonts w:ascii="Arial" w:eastAsia="Times New Roman" w:hAnsi="Arial" w:cs="Arial"/>
+                <w:color w:val="2A3137"/>
+              </w:rPr>
+            </w:pPr>
+            <w:r>
+              <w:rPr>
+                <w:rFonts w:ascii="Arial" w:hAnsi="Arial" w:cs="Arial"/>
+                <w:bCs/>
+              </w:rPr>
+              <w:t>Причина увольнения: не устраивал график 6/1 и почти систематические переработки (выходной практически отсутствовал)</w:t>
+            </w:r>
+          </w:p>
+          <w:p ns2:paraId="4CBA0324" ns2:textId="3728A9CE">
+            <w:pPr>
+              <w:shd w:val="clear" w:color="auto" w:fill="FFFFFF"/>
+              <w:textAlignment w:val="top"/>
+              <w:rPr>
+                <w:rFonts w:ascii="Arial" w:eastAsia="Times New Roman" w:hAnsi="Arial" w:cs="Arial"/>
+                <w:color w:val="2A3137"/>
+              </w:rPr>
+            </w:pPr>
+            <w:r>
+              <w:rPr>
+                <w:rFonts w:ascii="Arial" w:hAnsi="Arial" w:cs="Arial"/>
+                <w:bCs/>
+              </w:rPr>
+              <w:t>ноябрь 2023 г. – октябрь 2024 г. Москва</w:t>
+            </w:r>
+          </w:p>
+          <w:p ns2:paraId="4CBA0324" ns2:textId="3728A9CE">
+            <w:pPr>
+              <w:shd w:val="clear" w:color="auto" w:fill="FFFFFF"/>
+              <w:textAlignment w:val="top"/>
+              <w:rPr>
+                <w:rFonts w:ascii="Arial" w:eastAsia="Times New Roman" w:hAnsi="Arial" w:cs="Arial"/>
+                <w:color w:val="2A3137"/>
+              </w:rPr>
+            </w:pPr>
+            <w:r>
+              <w:rPr>
+                <w:rFonts w:ascii="Arial" w:hAnsi="Arial" w:cs="Arial"/>
+                <w:bCs/>
+              </w:rPr>
+              <w:t>Мальчик 6 лет</w:t>
+            </w:r>
+          </w:p>
+          <w:p ns2:paraId="4CBA0324" ns2:textId="3728A9CE">
+            <w:pPr>
+              <w:shd w:val="clear" w:color="auto" w:fill="FFFFFF"/>
+              <w:textAlignment w:val="top"/>
+              <w:rPr>
+                <w:rFonts w:ascii="Arial" w:eastAsia="Times New Roman" w:hAnsi="Arial" w:cs="Arial"/>
+                <w:color w:val="2A3137"/>
+              </w:rPr>
+            </w:pPr>
+            <w:r>
+              <w:rPr>
+                <w:rFonts w:ascii="Arial" w:hAnsi="Arial" w:cs="Arial"/>
+                <w:bCs/>
+              </w:rPr>
+              <w:t>Развитие, обучение по возрасту, сопровождение ребёнка на прогулках, в сад и на мероприятиях, сервировка стола для ребёнка, коммуникация с другими специалистами (логопед, доктор, репетиторы, воспитатели) и выполнение их рекомендаций, игры, чтение, выполнение домашнего задания, укладывание на сон, занятие творчеством (лепка, рисунок, вырезание по бумаге и картону, др.) сборка конструкторов LEGO и др.</w:t>
+            </w:r>
+          </w:p>
+          <w:p ns2:paraId="4CBA0324" ns2:textId="3728A9CE">
+            <w:pPr>
+              <w:shd w:val="clear" w:color="auto" w:fill="FFFFFF"/>
+              <w:textAlignment w:val="top"/>
+              <w:rPr>
+                <w:rFonts w:ascii="Arial" w:eastAsia="Times New Roman" w:hAnsi="Arial" w:cs="Arial"/>
+                <w:color w:val="2A3137"/>
+              </w:rPr>
+            </w:pPr>
+            <w:r>
+              <w:rPr>
+                <w:rFonts w:ascii="Arial" w:hAnsi="Arial" w:cs="Arial"/>
+                <w:bCs/>
+              </w:rPr>
+              <w:t>Причина увольнения: в семье возникла потребность в няне с высоким уровнем знания английского языка для успешного поступления в гимназию им. Примакова.</w:t>
+            </w:r>
+          </w:p>
+          <w:p ns2:paraId="4CBA0324" ns2:textId="3728A9CE">
+            <w:pPr>
+              <w:shd w:val="clear" w:color="auto" w:fill="FFFFFF"/>
+              <w:textAlignment w:val="top"/>
+              <w:rPr>
+                <w:rFonts w:ascii="Arial" w:eastAsia="Times New Roman" w:hAnsi="Arial" w:cs="Arial"/>
+                <w:color w:val="2A3137"/>
+              </w:rPr>
+            </w:pPr>
+            <w:r>
+              <w:rPr>
+                <w:rFonts w:ascii="Arial" w:hAnsi="Arial" w:cs="Arial"/>
+                <w:bCs/>
+              </w:rPr>
+              <w:t>декабрь 2024 г. – август 2025 г. Москва</w:t>
+            </w:r>
+          </w:p>
+          <w:p ns2:paraId="4CBA0324" ns2:textId="3728A9CE">
+            <w:pPr>
+              <w:shd w:val="clear" w:color="auto" w:fill="FFFFFF"/>
+              <w:textAlignment w:val="top"/>
+              <w:rPr>
+                <w:rFonts w:ascii="Arial" w:eastAsia="Times New Roman" w:hAnsi="Arial" w:cs="Arial"/>
+                <w:color w:val="2A3137"/>
+              </w:rPr>
+            </w:pPr>
+            <w:r>
+              <w:rPr>
+                <w:rFonts w:ascii="Arial" w:hAnsi="Arial" w:cs="Arial"/>
+                <w:bCs/>
+              </w:rPr>
+              <w:t>4 детей: мальчик 3,5 года, девочка 4,5 года, девочка 6 лет, мальчик 8 лет</w:t>
+            </w:r>
+          </w:p>
+          <w:p ns2:paraId="4CBA0324" ns2:textId="3728A9CE">
+            <w:pPr>
+              <w:shd w:val="clear" w:color="auto" w:fill="FFFFFF"/>
+              <w:textAlignment w:val="top"/>
+              <w:rPr>
+                <w:rFonts w:ascii="Arial" w:eastAsia="Times New Roman" w:hAnsi="Arial" w:cs="Arial"/>
+                <w:color w:val="2A3137"/>
+              </w:rPr>
+            </w:pPr>
+            <w:r>
+              <w:rPr>
+                <w:rFonts w:ascii="Arial" w:hAnsi="Arial" w:cs="Arial"/>
+                <w:bCs/>
+              </w:rPr>
+              <w:t>Семья</w:t>
+            </w:r>
+          </w:p>
+          <w:p ns2:paraId="4CBA0324" ns2:textId="3728A9CE">
+            <w:pPr>
+              <w:shd w:val="clear" w:color="auto" w:fill="FFFFFF"/>
+              <w:textAlignment w:val="top"/>
+              <w:rPr>
+                <w:rFonts w:ascii="Arial" w:eastAsia="Times New Roman" w:hAnsi="Arial" w:cs="Arial"/>
+                <w:color w:val="2A3137"/>
+              </w:rPr>
+            </w:pPr>
+            <w:r>
+              <w:rPr>
+                <w:rFonts w:ascii="Arial" w:hAnsi="Arial" w:cs="Arial"/>
+                <w:bCs/>
+              </w:rPr>
+              <w:t>Развитие и обучение по возрасту, гигиенические процедуры, приучение к бытовой и гигиенической самостоятельности, соблюдение распорядка дня, сопровождение в садик и обратно, на прогулках и мероприятиях, в поездках за границу и по России; организация досуга (пикники, прогулки, игры – сюжетно-ролевые, подвижные и настольные, занятие творчеством, собирание паззлов и LEGO); коммуникация с другими специалистами (логопед, тренеры по плаванию и гимнастике, воспитатели, врач, массажист и др.); частичное приготовление пищи, сервировка стола для детей; содержание комнат детей в чистоте и порядке, стирка, глажка, уход за гардеробом.</w:t>
+            </w:r>
+          </w:p>
+          <w:p ns2:paraId="4CBA0324" ns2:textId="3728A9CE">
+            <w:pPr>
+              <w:shd w:val="clear" w:color="auto" w:fill="FFFFFF"/>
+              <w:textAlignment w:val="top"/>
+              <w:rPr>
+                <w:rFonts w:ascii="Arial" w:eastAsia="Times New Roman" w:hAnsi="Arial" w:cs="Arial"/>
+                <w:color w:val="2A3137"/>
+              </w:rPr>
+            </w:pPr>
+            <w:r>
+              <w:rPr>
+                <w:rFonts w:ascii="Arial" w:hAnsi="Arial" w:cs="Arial"/>
+                <w:bCs/>
+              </w:rPr>
+              <w:t>Причина ухода: личные причины.</w:t>
+            </w:r>
+          </w:p>
+          <w:p ns2:paraId="4CBA0324" ns2:textId="3728A9CE">
+            <w:pPr>
+              <w:shd w:val="clear" w:color="auto" w:fill="FFFFFF"/>
+              <w:textAlignment w:val="top"/>
+              <w:rPr>
+                <w:rFonts w:ascii="Arial" w:eastAsia="Times New Roman" w:hAnsi="Arial" w:cs="Arial"/>
+                <w:color w:val="2A3137"/>
+              </w:rPr>
+            </w:pPr>
+            <w:r>
+              <w:rPr>
+                <w:rFonts w:ascii="Arial" w:hAnsi="Arial" w:cs="Arial"/>
+                <w:bCs/>
+              </w:rPr>
+              <w:t>35. Ваша Презентация. Укажите ваши достижения. Напишите о себе:</w:t>
+            </w:r>
+          </w:p>
+          <w:p ns2:paraId="4CBA0324" ns2:textId="3728A9CE">
+            <w:pPr>
+              <w:shd w:val="clear" w:color="auto" w:fill="FFFFFF"/>
+              <w:textAlignment w:val="top"/>
+              <w:rPr>
+                <w:rFonts w:ascii="Arial" w:eastAsia="Times New Roman" w:hAnsi="Arial" w:cs="Arial"/>
+                <w:color w:val="2A3137"/>
+              </w:rPr>
+            </w:pPr>
+            <w:r>
+              <w:rPr>
+                <w:rFonts w:ascii="Arial" w:hAnsi="Arial" w:cs="Arial"/>
+                <w:bCs/>
+              </w:rPr>
+              <w:t>Здравствуйте! Меня зовут Лиза. Буду рада стать Вашей няней. Я работала школьным учителем 4 года и далее – больше 4 лет – няней в семьях с детьми от 3,5 до 8 лет. Среди своих качеств главными считаю терпеливость, чувство юмора, умение находить общий язык с детьми, быструю обучаемость, позитивную жизненную позицию. На данный момент я рассматриваю формат работы исключительно вахтой (7х7, 10х10, 14х14, 21х21, дольше – не желательно).В своей работе со всеми детьми предпочитаю использовать диалог и непринуждённое общение с соблюдением субординации, что создаёт безопасную и поддерживающую среду вокруг ребёнка. Для проведения развивающих занятий использую методики Ломоносовской школы, Школы семи гномов, Петерсона. Во время прогулок, игр на свежем воздухе и дома активно использую сюжетно-ролевые игры и подручный материал, обогащая процесс информацией об окружающей среде и мире.</w:t>
+            </w:r>
+          </w:p>
+          <w:p ns2:paraId="4CBA0324" ns2:textId="3728A9CE">
+            <w:pPr>
+              <w:shd w:val="clear" w:color="auto" w:fill="FFFFFF"/>
+              <w:textAlignment w:val="top"/>
+              <w:rPr>
+                <w:rFonts w:ascii="Arial" w:eastAsia="Times New Roman" w:hAnsi="Arial" w:cs="Arial"/>
+                <w:color w:val="2A3137"/>
+              </w:rPr>
+            </w:pPr>
+            <w:r>
+              <w:rPr>
+                <w:rFonts w:ascii="Arial" w:hAnsi="Arial" w:cs="Arial"/>
+                <w:bCs/>
+              </w:rPr>
+              <w:t>Могу предложить Вам:</w:t>
+            </w:r>
+          </w:p>
+          <w:p ns2:paraId="4CBA0324" ns2:textId="3728A9CE">
+            <w:pPr>
+              <w:shd w:val="clear" w:color="auto" w:fill="FFFFFF"/>
+              <w:textAlignment w:val="top"/>
+              <w:rPr>
+                <w:rFonts w:ascii="Arial" w:eastAsia="Times New Roman" w:hAnsi="Arial" w:cs="Arial"/>
+                <w:color w:val="2A3137"/>
+              </w:rPr>
+            </w:pPr>
+            <w:r>
+              <w:rPr>
+                <w:rFonts w:ascii="Arial" w:hAnsi="Arial" w:cs="Arial"/>
+                <w:bCs/>
+              </w:rPr>
+              <w:t>- развитие ребёнка по возрасту, в том числе с использованием дополнительного материала (учебники, тренажёры, прописи, детские журналы, книги, пластилин, Плейдо, картон, цветная бумага, альбом для рисования, раскраски, настольные и развивающие игры и др.), разучивание детских и современных песен и стихов в игровой ненавязчивой манере, в том числе и на иностранном языке;</w:t>
+            </w:r>
+          </w:p>
+          <w:p ns2:paraId="4CBA0324" ns2:textId="3728A9CE">
+            <w:pPr>
+              <w:shd w:val="clear" w:color="auto" w:fill="FFFFFF"/>
+              <w:textAlignment w:val="top"/>
+              <w:rPr>
+                <w:rFonts w:ascii="Arial" w:eastAsia="Times New Roman" w:hAnsi="Arial" w:cs="Arial"/>
+                <w:color w:val="2A3137"/>
+              </w:rPr>
+            </w:pPr>
+            <w:r>
+              <w:rPr>
+                <w:rFonts w:ascii="Arial" w:hAnsi="Arial" w:cs="Arial"/>
+                <w:bCs/>
+              </w:rPr>
+              <w:t>РЕКОМЕНДАЦИИ ПРЕЖНИХ РАБОТОДАТЕЛЕЙ</w:t>
+            </w:r>
+          </w:p>
+          <w:p ns2:paraId="4CBA0324" ns2:textId="3728A9CE">
+            <w:pPr>
+              <w:shd w:val="clear" w:color="auto" w:fill="FFFFFF"/>
+              <w:textAlignment w:val="top"/>
+              <w:rPr>
+                <w:rFonts w:ascii="Arial" w:eastAsia="Times New Roman" w:hAnsi="Arial" w:cs="Arial"/>
+                <w:color w:val="2A3137"/>
+              </w:rPr>
+            </w:pPr>
+            <w:r>
+              <w:rPr>
+                <w:rFonts w:ascii="Arial" w:hAnsi="Arial" w:cs="Arial"/>
+                <w:bCs/>
+              </w:rPr>
+              <w:t>Наличие</w:t>
             </w:r>
           </w:p>
         </w:tc>
@@ -1719,7 +2095,7 @@
                 <w:sz w:val="20"/>
                 <w:szCs w:val="20"/>
               </w:rPr>
-              <w:t>Сентябрь 2021-февраль 2022 г.</w:t>
+              <w:t/>
             </w:r>
             <w:proofErr w:type="gramEnd"/>
           </w:p>
@@ -1744,14 +2120,13 @@
             <w:r>
               <w:rPr>
                 <w:rFonts w:ascii="Arial" w:eastAsia="Times New Roman" w:hAnsi="Arial" w:cs="Arial"/>
-                <w:b/>
                 <w:bCs/>
                 <w:color w:val="2A3137"/>
                 <w:sz w:val="21"/>
                 <w:szCs w:val="21"/>
                 <w:bdr w:val="none" w:sz="0" w:space="0" w:color="auto" w:frame="1"/>
               </w:rPr>
-              <w:t>Ставрополь</w:t>
+              <w:t/>
             </w:r>
           </w:p>
         </w:tc>
@@ -1854,66 +2229,13 @@
             <w:r>
               <w:rPr>
                 <w:rFonts w:ascii="Arial" w:eastAsia="Times New Roman" w:hAnsi="Arial" w:cs="Arial"/>
-                <w:b/>
                 <w:bCs/>
                 <w:color w:val="2A3137"/>
                 <w:sz w:val="21"/>
                 <w:szCs w:val="21"/>
                 <w:bdr w:val="none" w:sz="0" w:space="0" w:color="auto" w:frame="1"/>
               </w:rPr>
-              <w:t>Девочка, 5 лет</w:t>
-            </w:r>
-          </w:p>
-          <w:p ns2:paraId="3F99CEB2" ns2:textId="295CB55B">
-            <w:pPr>
-              <w:shd w:val="clear" w:color="auto" w:fill="FFFFFF"/>
-              <w:rPr>
-                <w:rFonts w:ascii="Arial" w:eastAsia="Times New Roman" w:hAnsi="Arial" w:cs="Arial"/>
-                <w:b/>
-                <w:bCs/>
-                <w:color w:val="2A3137"/>
-                <w:sz w:val="21"/>
-                <w:szCs w:val="21"/>
-                <w:bdr w:val="none" w:sz="0" w:space="0" w:color="auto" w:frame="1"/>
-              </w:rPr>
-            </w:pPr>
-            <w:r>
-              <w:rPr>
-                <w:rFonts w:ascii="Arial" w:eastAsia="Times New Roman" w:hAnsi="Arial" w:cs="Arial"/>
-                <w:b/>
-                <w:bCs/>
-                <w:color w:val="2A3137"/>
-                <w:sz w:val="21"/>
-                <w:szCs w:val="21"/>
-                <w:bdr w:val="none" w:sz="0" w:space="0" w:color="auto" w:frame="1"/>
-              </w:rPr>
-              <w:t>Кормление, развитие, прогулки, сопровождение, ожидание родителей.</w:t>
-            </w:r>
-          </w:p>
-          <w:p ns2:paraId="3F99CEB2" ns2:textId="295CB55B">
-            <w:pPr>
-              <w:shd w:val="clear" w:color="auto" w:fill="FFFFFF"/>
-              <w:rPr>
-                <w:rFonts w:ascii="Arial" w:eastAsia="Times New Roman" w:hAnsi="Arial" w:cs="Arial"/>
-                <w:b/>
-                <w:bCs/>
-                <w:color w:val="2A3137"/>
-                <w:sz w:val="21"/>
-                <w:szCs w:val="21"/>
-                <w:bdr w:val="none" w:sz="0" w:space="0" w:color="auto" w:frame="1"/>
-              </w:rPr>
-            </w:pPr>
-            <w:r>
-              <w:rPr>
-                <w:rFonts w:ascii="Arial" w:eastAsia="Times New Roman" w:hAnsi="Arial" w:cs="Arial"/>
-                <w:b/>
-                <w:bCs/>
-                <w:color w:val="2A3137"/>
-                <w:sz w:val="21"/>
-                <w:szCs w:val="21"/>
-                <w:bdr w:val="none" w:sz="0" w:space="0" w:color="auto" w:frame="1"/>
-              </w:rPr>
-              <w:t>Причина увольнения: переезд в другой город</w:t>
+              <w:t/>
             </w:r>
           </w:p>
         </w:tc>
@@ -1956,7 +2278,7 @@
                 <w:sz w:val="20"/>
                 <w:szCs w:val="20"/>
               </w:rPr>
-              <w:t>февраль 2022 - август 2022 г. Калуга</w:t>
+              <w:t/>
             </w:r>
             <w:proofErr w:type="gramEnd"/>
           </w:p>
@@ -1984,14 +2306,13 @@
             <w:r>
               <w:rPr>
                 <w:rFonts w:ascii="Arial" w:eastAsia="Times New Roman" w:hAnsi="Arial" w:cs="Arial"/>
-                <w:b/>
                 <w:bCs/>
                 <w:color w:val="2A3137"/>
                 <w:sz w:val="21"/>
                 <w:szCs w:val="21"/>
                 <w:bdr w:val="none" w:sz="0" w:space="0" w:color="auto" w:frame="1"/>
               </w:rPr>
-              <w:t>Мальчик, 5 лет</w:t>
+              <w:t/>
             </w:r>
           </w:p>
         </w:tc>
@@ -2117,40 +2438,13 @@
             <w:r>
               <w:rPr>
                 <w:rFonts w:ascii="Arial" w:eastAsia="Times New Roman" w:hAnsi="Arial" w:cs="Arial"/>
-                <w:b/>
                 <w:bCs/>
                 <w:color w:val="2A3137"/>
                 <w:sz w:val="21"/>
                 <w:szCs w:val="21"/>
                 <w:bdr w:val="none" w:sz="0" w:space="0" w:color="auto" w:frame="1"/>
               </w:rPr>
-              <w:t>Развитие, обучение по возрасту, сопровождение ребёнка на прогулках, в сад и обратно, приготовление пищи на семью и ребёнка, игры, чтение, укладывание на сон, занятие творчеством (лепка, рисунок, вырезание по бумаге и картону, др.)</w:t>
-            </w:r>
-          </w:p>
-          <w:p ns2:paraId="416C912B" ns2:textId="3705543A">
-            <w:pPr>
-              <w:shd w:val="clear" w:color="auto" w:fill="FFFFFF"/>
-              <w:rPr>
-                <w:rFonts w:ascii="Arial" w:eastAsia="Times New Roman" w:hAnsi="Arial" w:cs="Arial"/>
-                <w:b/>
-                <w:bCs/>
-                <w:color w:val="2A3137"/>
-                <w:sz w:val="21"/>
-                <w:szCs w:val="21"/>
-                <w:bdr w:val="none" w:sz="0" w:space="0" w:color="auto" w:frame="1"/>
-              </w:rPr>
-            </w:pPr>
-            <w:r>
-              <w:rPr>
-                <w:rFonts w:ascii="Arial" w:eastAsia="Times New Roman" w:hAnsi="Arial" w:cs="Arial"/>
-                <w:b/>
-                <w:bCs/>
-                <w:color w:val="2A3137"/>
-                <w:sz w:val="21"/>
-                <w:szCs w:val="21"/>
-                <w:bdr w:val="none" w:sz="0" w:space="0" w:color="auto" w:frame="1"/>
-              </w:rPr>
-              <w:t>Причина увольнения: мальчик пошёл в детский сад</w:t>
+              <w:t/>
             </w:r>
           </w:p>
         </w:tc>
@@ -2317,14 +2611,13 @@
             <w:r>
               <w:rPr>
                 <w:rFonts w:ascii="Arial" w:eastAsia="Times New Roman" w:hAnsi="Arial" w:cs="Arial"/>
-                <w:b/>
                 <w:bCs/>
                 <w:color w:val="2A3137"/>
                 <w:sz w:val="21"/>
                 <w:szCs w:val="21"/>
                 <w:bdr w:val="none" w:sz="0" w:space="0" w:color="auto" w:frame="1"/>
               </w:rPr>
-              <w:t>нет данных</w:t>
+              <w:t>от двух сей</w:t>
             </w:r>
           </w:p>
         </w:tc>
